--- a/docs/package/05_Delivery/BrokerVerse_Implementation_Approach_and_Plan.docx
+++ b/docs/package/05_Delivery/BrokerVerse_Implementation_Approach_and_Plan.docx
@@ -789,7 +789,7 @@
             </w:rPr>
             <w:fldChar w:fldCharType="separate"/>
           </w:r>
-          <w:hyperlink w:anchor="__RefHeading___Toc84822_4049217194">
+          <w:hyperlink w:anchor="__RefHeading___Toc84822_3199679052">
             <w:r>
               <w:rPr>
                 <w:webHidden/>
@@ -824,7 +824,7 @@
             </w:tabs>
             <w:rPr/>
           </w:pPr>
-          <w:hyperlink w:anchor="__RefHeading___Toc84824_4049217194">
+          <w:hyperlink w:anchor="__RefHeading___Toc84824_3199679052">
             <w:r>
               <w:rPr>
                 <w:webHidden/>
@@ -853,7 +853,7 @@
             </w:tabs>
             <w:rPr/>
           </w:pPr>
-          <w:hyperlink w:anchor="__RefHeading___Toc84826_4049217194">
+          <w:hyperlink w:anchor="__RefHeading___Toc84826_3199679052">
             <w:r>
               <w:rPr>
                 <w:webHidden/>
@@ -875,7 +875,7 @@
             </w:tabs>
             <w:rPr/>
           </w:pPr>
-          <w:hyperlink w:anchor="__RefHeading___Toc84828_4049217194">
+          <w:hyperlink w:anchor="__RefHeading___Toc84828_3199679052">
             <w:r>
               <w:rPr>
                 <w:webHidden/>
@@ -897,7 +897,7 @@
             </w:tabs>
             <w:rPr/>
           </w:pPr>
-          <w:hyperlink w:anchor="__RefHeading___Toc84830_4049217194">
+          <w:hyperlink w:anchor="__RefHeading___Toc84830_3199679052">
             <w:r>
               <w:rPr>
                 <w:webHidden/>
@@ -919,7 +919,7 @@
             </w:tabs>
             <w:rPr/>
           </w:pPr>
-          <w:hyperlink w:anchor="__RefHeading___Toc84832_4049217194">
+          <w:hyperlink w:anchor="__RefHeading___Toc84832_3199679052">
             <w:r>
               <w:rPr>
                 <w:webHidden/>
@@ -941,7 +941,7 @@
             </w:tabs>
             <w:rPr/>
           </w:pPr>
-          <w:hyperlink w:anchor="__RefHeading___Toc84834_4049217194">
+          <w:hyperlink w:anchor="__RefHeading___Toc84834_3199679052">
             <w:r>
               <w:rPr>
                 <w:webHidden/>
@@ -963,7 +963,7 @@
             </w:tabs>
             <w:rPr/>
           </w:pPr>
-          <w:hyperlink w:anchor="__RefHeading___Toc84836_4049217194">
+          <w:hyperlink w:anchor="__RefHeading___Toc84836_3199679052">
             <w:r>
               <w:rPr>
                 <w:webHidden/>
@@ -985,7 +985,7 @@
             </w:tabs>
             <w:rPr/>
           </w:pPr>
-          <w:hyperlink w:anchor="__RefHeading___Toc84838_4049217194">
+          <w:hyperlink w:anchor="__RefHeading___Toc84838_3199679052">
             <w:r>
               <w:rPr>
                 <w:webHidden/>
@@ -1007,7 +1007,7 @@
             </w:tabs>
             <w:rPr/>
           </w:pPr>
-          <w:hyperlink w:anchor="__RefHeading___Toc84840_4049217194">
+          <w:hyperlink w:anchor="__RefHeading___Toc84840_3199679052">
             <w:r>
               <w:rPr>
                 <w:webHidden/>
@@ -1029,7 +1029,7 @@
             </w:tabs>
             <w:rPr/>
           </w:pPr>
-          <w:hyperlink w:anchor="__RefHeading___Toc84842_4049217194">
+          <w:hyperlink w:anchor="__RefHeading___Toc84842_3199679052">
             <w:r>
               <w:rPr>
                 <w:webHidden/>
@@ -1051,7 +1051,7 @@
             </w:tabs>
             <w:rPr/>
           </w:pPr>
-          <w:hyperlink w:anchor="__RefHeading___Toc84844_4049217194">
+          <w:hyperlink w:anchor="__RefHeading___Toc84844_3199679052">
             <w:r>
               <w:rPr>
                 <w:webHidden/>
@@ -1073,7 +1073,7 @@
             </w:tabs>
             <w:rPr/>
           </w:pPr>
-          <w:hyperlink w:anchor="__RefHeading___Toc84846_4049217194">
+          <w:hyperlink w:anchor="__RefHeading___Toc84846_3199679052">
             <w:r>
               <w:rPr>
                 <w:webHidden/>
@@ -1095,7 +1095,7 @@
             </w:tabs>
             <w:rPr/>
           </w:pPr>
-          <w:hyperlink w:anchor="__RefHeading___Toc84848_4049217194">
+          <w:hyperlink w:anchor="__RefHeading___Toc84848_3199679052">
             <w:r>
               <w:rPr>
                 <w:webHidden/>
@@ -1117,7 +1117,7 @@
             </w:tabs>
             <w:rPr/>
           </w:pPr>
-          <w:hyperlink w:anchor="__RefHeading___Toc84850_4049217194">
+          <w:hyperlink w:anchor="__RefHeading___Toc84850_3199679052">
             <w:r>
               <w:rPr>
                 <w:webHidden/>
@@ -1139,7 +1139,7 @@
             </w:tabs>
             <w:rPr/>
           </w:pPr>
-          <w:hyperlink w:anchor="__RefHeading___Toc84852_4049217194">
+          <w:hyperlink w:anchor="__RefHeading___Toc84852_3199679052">
             <w:r>
               <w:rPr>
                 <w:webHidden/>
@@ -1161,7 +1161,7 @@
             </w:tabs>
             <w:rPr/>
           </w:pPr>
-          <w:hyperlink w:anchor="__RefHeading___Toc84854_4049217194">
+          <w:hyperlink w:anchor="__RefHeading___Toc84854_3199679052">
             <w:r>
               <w:rPr>
                 <w:webHidden/>
@@ -1183,7 +1183,7 @@
             </w:tabs>
             <w:rPr/>
           </w:pPr>
-          <w:hyperlink w:anchor="__RefHeading___Toc84856_4049217194">
+          <w:hyperlink w:anchor="__RefHeading___Toc84856_3199679052">
             <w:r>
               <w:rPr>
                 <w:webHidden/>
@@ -1205,7 +1205,7 @@
             </w:tabs>
             <w:rPr/>
           </w:pPr>
-          <w:hyperlink w:anchor="__RefHeading___Toc84858_4049217194">
+          <w:hyperlink w:anchor="__RefHeading___Toc84858_3199679052">
             <w:r>
               <w:rPr>
                 <w:webHidden/>
@@ -1227,7 +1227,7 @@
             </w:tabs>
             <w:rPr/>
           </w:pPr>
-          <w:hyperlink w:anchor="__RefHeading___Toc84860_4049217194">
+          <w:hyperlink w:anchor="__RefHeading___Toc84860_3199679052">
             <w:r>
               <w:rPr>
                 <w:webHidden/>
@@ -1249,7 +1249,7 @@
             </w:tabs>
             <w:rPr/>
           </w:pPr>
-          <w:hyperlink w:anchor="__RefHeading___Toc84862_4049217194">
+          <w:hyperlink w:anchor="__RefHeading___Toc84862_3199679052">
             <w:r>
               <w:rPr>
                 <w:webHidden/>
@@ -1271,7 +1271,7 @@
             </w:tabs>
             <w:rPr/>
           </w:pPr>
-          <w:hyperlink w:anchor="__RefHeading___Toc84864_4049217194">
+          <w:hyperlink w:anchor="__RefHeading___Toc84864_3199679052">
             <w:r>
               <w:rPr>
                 <w:webHidden/>
@@ -1293,7 +1293,7 @@
             </w:tabs>
             <w:rPr/>
           </w:pPr>
-          <w:hyperlink w:anchor="__RefHeading___Toc84866_4049217194">
+          <w:hyperlink w:anchor="__RefHeading___Toc84866_3199679052">
             <w:r>
               <w:rPr>
                 <w:webHidden/>
@@ -1315,7 +1315,7 @@
             </w:tabs>
             <w:rPr/>
           </w:pPr>
-          <w:hyperlink w:anchor="__RefHeading___Toc84868_4049217194">
+          <w:hyperlink w:anchor="__RefHeading___Toc84868_3199679052">
             <w:r>
               <w:rPr>
                 <w:webHidden/>
@@ -1337,7 +1337,7 @@
             </w:tabs>
             <w:rPr/>
           </w:pPr>
-          <w:hyperlink w:anchor="__RefHeading___Toc84870_4049217194">
+          <w:hyperlink w:anchor="__RefHeading___Toc84870_3199679052">
             <w:r>
               <w:rPr>
                 <w:webHidden/>
@@ -1359,7 +1359,7 @@
             </w:tabs>
             <w:rPr/>
           </w:pPr>
-          <w:hyperlink w:anchor="__RefHeading___Toc84872_4049217194">
+          <w:hyperlink w:anchor="__RefHeading___Toc84872_3199679052">
             <w:r>
               <w:rPr>
                 <w:webHidden/>
@@ -1381,7 +1381,7 @@
             </w:tabs>
             <w:rPr/>
           </w:pPr>
-          <w:hyperlink w:anchor="__RefHeading___Toc84874_4049217194">
+          <w:hyperlink w:anchor="__RefHeading___Toc84874_3199679052">
             <w:r>
               <w:rPr>
                 <w:webHidden/>
@@ -1403,7 +1403,7 @@
             </w:tabs>
             <w:rPr/>
           </w:pPr>
-          <w:hyperlink w:anchor="__RefHeading___Toc84876_4049217194">
+          <w:hyperlink w:anchor="__RefHeading___Toc84876_3199679052">
             <w:r>
               <w:rPr>
                 <w:webHidden/>
@@ -1425,7 +1425,7 @@
             </w:tabs>
             <w:rPr/>
           </w:pPr>
-          <w:hyperlink w:anchor="__RefHeading___Toc84878_4049217194">
+          <w:hyperlink w:anchor="__RefHeading___Toc84878_3199679052">
             <w:r>
               <w:rPr>
                 <w:webHidden/>
@@ -1447,7 +1447,7 @@
             </w:tabs>
             <w:rPr/>
           </w:pPr>
-          <w:hyperlink w:anchor="__RefHeading___Toc84880_4049217194">
+          <w:hyperlink w:anchor="__RefHeading___Toc84880_3199679052">
             <w:r>
               <w:rPr>
                 <w:webHidden/>
@@ -1469,7 +1469,7 @@
             </w:tabs>
             <w:rPr/>
           </w:pPr>
-          <w:hyperlink w:anchor="__RefHeading___Toc84882_4049217194">
+          <w:hyperlink w:anchor="__RefHeading___Toc84882_3199679052">
             <w:r>
               <w:rPr>
                 <w:webHidden/>
@@ -1491,7 +1491,7 @@
             </w:tabs>
             <w:rPr/>
           </w:pPr>
-          <w:hyperlink w:anchor="__RefHeading___Toc84884_4049217194">
+          <w:hyperlink w:anchor="__RefHeading___Toc84884_3199679052">
             <w:r>
               <w:rPr>
                 <w:webHidden/>
@@ -1513,7 +1513,7 @@
             </w:tabs>
             <w:rPr/>
           </w:pPr>
-          <w:hyperlink w:anchor="__RefHeading___Toc84886_4049217194">
+          <w:hyperlink w:anchor="__RefHeading___Toc84886_3199679052">
             <w:r>
               <w:rPr>
                 <w:webHidden/>
@@ -1535,7 +1535,7 @@
             </w:tabs>
             <w:rPr/>
           </w:pPr>
-          <w:hyperlink w:anchor="__RefHeading___Toc84888_4049217194">
+          <w:hyperlink w:anchor="__RefHeading___Toc84888_3199679052">
             <w:r>
               <w:rPr>
                 <w:webHidden/>
@@ -1557,7 +1557,7 @@
             </w:tabs>
             <w:rPr/>
           </w:pPr>
-          <w:hyperlink w:anchor="__RefHeading___Toc84890_4049217194">
+          <w:hyperlink w:anchor="__RefHeading___Toc84890_3199679052">
             <w:r>
               <w:rPr>
                 <w:webHidden/>
@@ -1579,7 +1579,7 @@
             </w:tabs>
             <w:rPr/>
           </w:pPr>
-          <w:hyperlink w:anchor="__RefHeading___Toc84892_4049217194">
+          <w:hyperlink w:anchor="__RefHeading___Toc84892_3199679052">
             <w:r>
               <w:rPr>
                 <w:webHidden/>
@@ -1601,7 +1601,7 @@
             </w:tabs>
             <w:rPr/>
           </w:pPr>
-          <w:hyperlink w:anchor="__RefHeading___Toc84894_4049217194">
+          <w:hyperlink w:anchor="__RefHeading___Toc84894_3199679052">
             <w:r>
               <w:rPr>
                 <w:webHidden/>
@@ -1623,7 +1623,7 @@
             </w:tabs>
             <w:rPr/>
           </w:pPr>
-          <w:hyperlink w:anchor="__RefHeading___Toc84896_4049217194">
+          <w:hyperlink w:anchor="__RefHeading___Toc84896_3199679052">
             <w:r>
               <w:rPr>
                 <w:webHidden/>
@@ -1645,7 +1645,7 @@
             </w:tabs>
             <w:rPr/>
           </w:pPr>
-          <w:hyperlink w:anchor="__RefHeading___Toc84898_4049217194">
+          <w:hyperlink w:anchor="__RefHeading___Toc84898_3199679052">
             <w:r>
               <w:rPr>
                 <w:webHidden/>
@@ -1667,7 +1667,7 @@
             </w:tabs>
             <w:rPr/>
           </w:pPr>
-          <w:hyperlink w:anchor="__RefHeading___Toc84900_4049217194">
+          <w:hyperlink w:anchor="__RefHeading___Toc84900_3199679052">
             <w:r>
               <w:rPr>
                 <w:webHidden/>
@@ -1715,7 +1715,7 @@
       <w:r>
         <w:br w:type="page"/>
       </w:r>
-      <w:bookmarkStart w:id="0" w:name="__RefHeading___Toc84822_4049217194"/>
+      <w:bookmarkStart w:id="0" w:name="__RefHeading___Toc84822_3199679052"/>
       <w:bookmarkStart w:id="1" w:name="_Toc48319687"/>
       <w:bookmarkStart w:id="2" w:name="_Toc11824118"/>
       <w:bookmarkEnd w:id="0"/>
@@ -2358,7 +2358,7 @@
           <w:spacing w:val="0"/>
         </w:rPr>
       </w:pPr>
-      <w:bookmarkStart w:id="4" w:name="__RefHeading___Toc84824_4049217194"/>
+      <w:bookmarkStart w:id="4" w:name="__RefHeading___Toc84824_3199679052"/>
       <w:bookmarkStart w:id="5" w:name="_Toc233203388"/>
       <w:bookmarkEnd w:id="4"/>
       <w:r>
@@ -3979,7 +3979,7 @@
         <w:pageBreakBefore w:val="false"/>
         <w:rPr/>
       </w:pPr>
-      <w:bookmarkStart w:id="6" w:name="__RefHeading___Toc84826_4049217194"/>
+      <w:bookmarkStart w:id="6" w:name="__RefHeading___Toc84826_3199679052"/>
       <w:bookmarkEnd w:id="6"/>
       <w:r>
         <w:rPr>
@@ -3996,7 +3996,7 @@
         <w:pStyle w:val="Heading2"/>
         <w:rPr/>
       </w:pPr>
-      <w:bookmarkStart w:id="7" w:name="__RefHeading___Toc84828_4049217194"/>
+      <w:bookmarkStart w:id="7" w:name="__RefHeading___Toc84828_3199679052"/>
       <w:bookmarkEnd w:id="7"/>
       <w:r>
         <w:rPr>
@@ -4059,7 +4059,7 @@
         <w:pStyle w:val="Heading2"/>
         <w:rPr/>
       </w:pPr>
-      <w:bookmarkStart w:id="8" w:name="__RefHeading___Toc84830_4049217194"/>
+      <w:bookmarkStart w:id="8" w:name="__RefHeading___Toc84830_3199679052"/>
       <w:bookmarkEnd w:id="8"/>
       <w:r>
         <w:rPr>
@@ -4091,7 +4091,7 @@
         <w:pStyle w:val="Heading2"/>
         <w:rPr/>
       </w:pPr>
-      <w:bookmarkStart w:id="9" w:name="__RefHeading___Toc84832_4049217194"/>
+      <w:bookmarkStart w:id="9" w:name="__RefHeading___Toc84832_3199679052"/>
       <w:bookmarkEnd w:id="9"/>
       <w:r>
         <w:rPr>
@@ -4940,7 +4940,7 @@
       <w:r>
         <w:br w:type="page"/>
       </w:r>
-      <w:bookmarkStart w:id="10" w:name="__RefHeading___Toc84834_4049217194"/>
+      <w:bookmarkStart w:id="10" w:name="__RefHeading___Toc84834_3199679052"/>
       <w:bookmarkEnd w:id="10"/>
       <w:r>
         <w:rPr>
@@ -4957,7 +4957,7 @@
         <w:pStyle w:val="Heading2"/>
         <w:rPr/>
       </w:pPr>
-      <w:bookmarkStart w:id="11" w:name="__RefHeading___Toc84836_4049217194"/>
+      <w:bookmarkStart w:id="11" w:name="__RefHeading___Toc84836_3199679052"/>
       <w:bookmarkEnd w:id="11"/>
       <w:r>
         <w:rPr>
@@ -6133,7 +6133,7 @@
         <w:pStyle w:val="Heading2"/>
         <w:rPr/>
       </w:pPr>
-      <w:bookmarkStart w:id="12" w:name="__RefHeading___Toc84838_4049217194"/>
+      <w:bookmarkStart w:id="12" w:name="__RefHeading___Toc84838_3199679052"/>
       <w:bookmarkEnd w:id="12"/>
       <w:r>
         <w:rPr>
@@ -6306,7 +6306,7 @@
         <w:pStyle w:val="Heading2"/>
         <w:rPr/>
       </w:pPr>
-      <w:bookmarkStart w:id="13" w:name="__RefHeading___Toc84840_4049217194"/>
+      <w:bookmarkStart w:id="13" w:name="__RefHeading___Toc84840_3199679052"/>
       <w:bookmarkEnd w:id="13"/>
       <w:r>
         <w:rPr>
@@ -6867,7 +6867,7 @@
         <w:pStyle w:val="Heading1"/>
         <w:rPr/>
       </w:pPr>
-      <w:bookmarkStart w:id="14" w:name="__RefHeading___Toc84842_4049217194"/>
+      <w:bookmarkStart w:id="14" w:name="__RefHeading___Toc84842_3199679052"/>
       <w:bookmarkEnd w:id="14"/>
       <w:r>
         <w:rPr>
@@ -6884,7 +6884,7 @@
         <w:pStyle w:val="Heading2"/>
         <w:rPr/>
       </w:pPr>
-      <w:bookmarkStart w:id="15" w:name="__RefHeading___Toc84844_4049217194"/>
+      <w:bookmarkStart w:id="15" w:name="__RefHeading___Toc84844_3199679052"/>
       <w:bookmarkEnd w:id="15"/>
       <w:r>
         <w:rPr>
@@ -8422,7 +8422,7 @@
         <w:pStyle w:val="Heading2"/>
         <w:rPr/>
       </w:pPr>
-      <w:bookmarkStart w:id="16" w:name="__RefHeading___Toc84846_4049217194"/>
+      <w:bookmarkStart w:id="16" w:name="__RefHeading___Toc84846_3199679052"/>
       <w:bookmarkEnd w:id="16"/>
       <w:r>
         <w:rPr>
@@ -8534,7 +8534,7 @@
         <w:pStyle w:val="Heading2"/>
         <w:rPr/>
       </w:pPr>
-      <w:bookmarkStart w:id="17" w:name="__RefHeading___Toc84848_4049217194"/>
+      <w:bookmarkStart w:id="17" w:name="__RefHeading___Toc84848_3199679052"/>
       <w:bookmarkEnd w:id="17"/>
       <w:r>
         <w:rPr>
@@ -9690,7 +9690,7 @@
         <w:pStyle w:val="Heading2"/>
         <w:rPr/>
       </w:pPr>
-      <w:bookmarkStart w:id="18" w:name="__RefHeading___Toc84850_4049217194"/>
+      <w:bookmarkStart w:id="18" w:name="__RefHeading___Toc84850_3199679052"/>
       <w:bookmarkEnd w:id="18"/>
       <w:r>
         <w:rPr>
@@ -9885,7 +9885,7 @@
         <w:pStyle w:val="Heading2"/>
         <w:rPr/>
       </w:pPr>
-      <w:bookmarkStart w:id="19" w:name="__RefHeading___Toc84852_4049217194"/>
+      <w:bookmarkStart w:id="19" w:name="__RefHeading___Toc84852_3199679052"/>
       <w:bookmarkEnd w:id="19"/>
       <w:r>
         <w:rPr>
@@ -11976,7 +11976,7 @@
         <w:pStyle w:val="Heading2"/>
         <w:rPr/>
       </w:pPr>
-      <w:bookmarkStart w:id="20" w:name="__RefHeading___Toc84854_4049217194"/>
+      <w:bookmarkStart w:id="20" w:name="__RefHeading___Toc84854_3199679052"/>
       <w:bookmarkEnd w:id="20"/>
       <w:r>
         <w:rPr>
@@ -12065,7 +12065,7 @@
         <w:pStyle w:val="Heading2"/>
         <w:rPr/>
       </w:pPr>
-      <w:bookmarkStart w:id="21" w:name="__RefHeading___Toc84856_4049217194"/>
+      <w:bookmarkStart w:id="21" w:name="__RefHeading___Toc84856_3199679052"/>
       <w:bookmarkEnd w:id="21"/>
       <w:r>
         <w:rPr>
@@ -12629,7 +12629,7 @@
         <w:pStyle w:val="Heading2"/>
         <w:rPr/>
       </w:pPr>
-      <w:bookmarkStart w:id="22" w:name="__RefHeading___Toc84858_4049217194"/>
+      <w:bookmarkStart w:id="22" w:name="__RefHeading___Toc84858_3199679052"/>
       <w:bookmarkEnd w:id="22"/>
       <w:r>
         <w:rPr>
@@ -12677,7 +12677,7 @@
         <w:pStyle w:val="Heading2"/>
         <w:rPr/>
       </w:pPr>
-      <w:bookmarkStart w:id="23" w:name="__RefHeading___Toc84860_4049217194"/>
+      <w:bookmarkStart w:id="23" w:name="__RefHeading___Toc84860_3199679052"/>
       <w:bookmarkEnd w:id="23"/>
       <w:r>
         <w:rPr>
@@ -12741,7 +12741,7 @@
         <w:pStyle w:val="Heading2"/>
         <w:rPr/>
       </w:pPr>
-      <w:bookmarkStart w:id="24" w:name="__RefHeading___Toc84862_4049217194"/>
+      <w:bookmarkStart w:id="24" w:name="__RefHeading___Toc84862_3199679052"/>
       <w:bookmarkEnd w:id="24"/>
       <w:r>
         <w:rPr>
@@ -12789,7 +12789,7 @@
         <w:pStyle w:val="Heading2"/>
         <w:rPr/>
       </w:pPr>
-      <w:bookmarkStart w:id="25" w:name="__RefHeading___Toc84864_4049217194"/>
+      <w:bookmarkStart w:id="25" w:name="__RefHeading___Toc84864_3199679052"/>
       <w:bookmarkEnd w:id="25"/>
       <w:r>
         <w:rPr>
@@ -12821,7 +12821,7 @@
         <w:pStyle w:val="Heading2"/>
         <w:rPr/>
       </w:pPr>
-      <w:bookmarkStart w:id="26" w:name="__RefHeading___Toc84866_4049217194"/>
+      <w:bookmarkStart w:id="26" w:name="__RefHeading___Toc84866_3199679052"/>
       <w:bookmarkEnd w:id="26"/>
       <w:r>
         <w:rPr>
@@ -12856,7 +12856,7 @@
         <w:pStyle w:val="Heading1"/>
         <w:rPr/>
       </w:pPr>
-      <w:bookmarkStart w:id="27" w:name="__RefHeading___Toc84868_4049217194"/>
+      <w:bookmarkStart w:id="27" w:name="__RefHeading___Toc84868_3199679052"/>
       <w:bookmarkEnd w:id="27"/>
       <w:r>
         <w:rPr>
@@ -13946,7 +13946,7 @@
       <w:r>
         <w:br w:type="page"/>
       </w:r>
-      <w:bookmarkStart w:id="28" w:name="__RefHeading___Toc84870_4049217194"/>
+      <w:bookmarkStart w:id="28" w:name="__RefHeading___Toc84870_3199679052"/>
       <w:bookmarkEnd w:id="28"/>
       <w:r>
         <w:rPr>
@@ -15492,7 +15492,7 @@
       <w:r>
         <w:br w:type="page"/>
       </w:r>
-      <w:bookmarkStart w:id="29" w:name="__RefHeading___Toc84872_4049217194"/>
+      <w:bookmarkStart w:id="29" w:name="__RefHeading___Toc84872_3199679052"/>
       <w:bookmarkEnd w:id="29"/>
       <w:r>
         <w:rPr>
@@ -17971,7 +17971,7 @@
         <w:pStyle w:val="Heading1"/>
         <w:rPr/>
       </w:pPr>
-      <w:bookmarkStart w:id="30" w:name="__RefHeading___Toc84874_4049217194"/>
+      <w:bookmarkStart w:id="30" w:name="__RefHeading___Toc84874_3199679052"/>
       <w:bookmarkEnd w:id="30"/>
       <w:r>
         <w:rPr>
@@ -17988,7 +17988,7 @@
         <w:pStyle w:val="Heading2"/>
         <w:rPr/>
       </w:pPr>
-      <w:bookmarkStart w:id="31" w:name="__RefHeading___Toc84876_4049217194"/>
+      <w:bookmarkStart w:id="31" w:name="__RefHeading___Toc84876_3199679052"/>
       <w:bookmarkEnd w:id="31"/>
       <w:r>
         <w:rPr>
@@ -19070,7 +19070,7 @@
         <w:pStyle w:val="Heading2"/>
         <w:rPr/>
       </w:pPr>
-      <w:bookmarkStart w:id="32" w:name="__RefHeading___Toc84878_4049217194"/>
+      <w:bookmarkStart w:id="32" w:name="__RefHeading___Toc84878_3199679052"/>
       <w:bookmarkEnd w:id="32"/>
       <w:r>
         <w:rPr>
@@ -23174,7 +23174,7 @@
       <w:r>
         <w:br w:type="page"/>
       </w:r>
-      <w:bookmarkStart w:id="33" w:name="__RefHeading___Toc84880_4049217194"/>
+      <w:bookmarkStart w:id="33" w:name="__RefHeading___Toc84880_3199679052"/>
       <w:bookmarkEnd w:id="33"/>
       <w:r>
         <w:rPr>
@@ -23191,7 +23191,7 @@
         <w:pStyle w:val="Heading2"/>
         <w:rPr/>
       </w:pPr>
-      <w:bookmarkStart w:id="34" w:name="__RefHeading___Toc84882_4049217194"/>
+      <w:bookmarkStart w:id="34" w:name="__RefHeading___Toc84882_3199679052"/>
       <w:bookmarkEnd w:id="34"/>
       <w:r>
         <w:rPr>
@@ -23629,7 +23629,7 @@
         <w:pStyle w:val="Heading2"/>
         <w:rPr/>
       </w:pPr>
-      <w:bookmarkStart w:id="35" w:name="__RefHeading___Toc84884_4049217194"/>
+      <w:bookmarkStart w:id="35" w:name="__RefHeading___Toc84884_3199679052"/>
       <w:bookmarkEnd w:id="35"/>
       <w:r>
         <w:rPr>
@@ -23661,7 +23661,7 @@
         <w:pStyle w:val="Heading2"/>
         <w:rPr/>
       </w:pPr>
-      <w:bookmarkStart w:id="36" w:name="__RefHeading___Toc84886_4049217194"/>
+      <w:bookmarkStart w:id="36" w:name="__RefHeading___Toc84886_3199679052"/>
       <w:bookmarkEnd w:id="36"/>
       <w:r>
         <w:rPr>
@@ -24286,7 +24286,7 @@
         <w:pStyle w:val="Heading1"/>
         <w:rPr/>
       </w:pPr>
-      <w:bookmarkStart w:id="37" w:name="__RefHeading___Toc84888_4049217194"/>
+      <w:bookmarkStart w:id="37" w:name="__RefHeading___Toc84888_3199679052"/>
       <w:bookmarkEnd w:id="37"/>
       <w:r>
         <w:rPr>
@@ -25886,7 +25886,7 @@
         <w:pStyle w:val="Heading1"/>
         <w:rPr/>
       </w:pPr>
-      <w:bookmarkStart w:id="38" w:name="__RefHeading___Toc84890_4049217194"/>
+      <w:bookmarkStart w:id="38" w:name="__RefHeading___Toc84890_3199679052"/>
       <w:bookmarkEnd w:id="38"/>
       <w:r>
         <w:rPr>
@@ -26096,7 +26096,7 @@
         <w:pStyle w:val="Heading1"/>
         <w:rPr/>
       </w:pPr>
-      <w:bookmarkStart w:id="39" w:name="__RefHeading___Toc84892_4049217194"/>
+      <w:bookmarkStart w:id="39" w:name="__RefHeading___Toc84892_3199679052"/>
       <w:bookmarkEnd w:id="39"/>
       <w:r>
         <w:rPr>
@@ -26340,7 +26340,7 @@
         <w:pStyle w:val="Heading1"/>
         <w:rPr/>
       </w:pPr>
-      <w:bookmarkStart w:id="40" w:name="__RefHeading___Toc84894_4049217194"/>
+      <w:bookmarkStart w:id="40" w:name="__RefHeading___Toc84894_3199679052"/>
       <w:bookmarkEnd w:id="40"/>
       <w:r>
         <w:rPr>
@@ -27387,7 +27387,7 @@
       <w:r>
         <w:br w:type="page"/>
       </w:r>
-      <w:bookmarkStart w:id="41" w:name="__RefHeading___Toc84896_4049217194"/>
+      <w:bookmarkStart w:id="41" w:name="__RefHeading___Toc84896_3199679052"/>
       <w:bookmarkEnd w:id="41"/>
       <w:r>
         <w:rPr>
@@ -28690,7 +28690,7 @@
       <w:r>
         <w:br w:type="page"/>
       </w:r>
-      <w:bookmarkStart w:id="42" w:name="__RefHeading___Toc84898_4049217194"/>
+      <w:bookmarkStart w:id="42" w:name="__RefHeading___Toc84898_3199679052"/>
       <w:bookmarkEnd w:id="42"/>
       <w:r>
         <w:rPr>
@@ -28868,7 +28868,7 @@
           <w:spacing w:val="0"/>
         </w:rPr>
       </w:pPr>
-      <w:bookmarkStart w:id="43" w:name="__RefHeading___Toc84900_4049217194"/>
+      <w:bookmarkStart w:id="43" w:name="__RefHeading___Toc84900_3199679052"/>
       <w:bookmarkStart w:id="44" w:name="_Toc233203395"/>
       <w:bookmarkEnd w:id="43"/>
       <w:r>

--- a/docs/package/05_Delivery/BrokerVerse_Implementation_Approach_and_Plan.docx
+++ b/docs/package/05_Delivery/BrokerVerse_Implementation_Approach_and_Plan.docx
@@ -10,7 +10,7 @@
       <w:r>
         <w:rPr/>
         <w:drawing>
-          <wp:anchor behindDoc="1" distT="0" distB="0" distL="0" distR="0" simplePos="0" locked="0" layoutInCell="0" allowOverlap="1" relativeHeight="43">
+          <wp:anchor behindDoc="1" distT="0" distB="0" distL="0" distR="0" simplePos="0" locked="0" layoutInCell="0" allowOverlap="1" relativeHeight="44">
             <wp:simplePos x="0" y="0"/>
             <wp:positionH relativeFrom="margin">
               <wp:posOffset>-914400</wp:posOffset>
@@ -55,7 +55,7 @@
           </wp:anchor>
         </w:drawing>
         <w:drawing>
-          <wp:anchor behindDoc="1" distT="0" distB="0" distL="0" distR="0" simplePos="0" locked="0" layoutInCell="0" allowOverlap="1" relativeHeight="54">
+          <wp:anchor behindDoc="1" distT="0" distB="0" distL="0" distR="0" simplePos="0" locked="0" layoutInCell="0" allowOverlap="1" relativeHeight="55">
             <wp:simplePos x="0" y="0"/>
             <wp:positionH relativeFrom="margin">
               <wp:align>center</wp:align>
@@ -111,7 +111,7 @@
         <mc:AlternateContent>
           <mc:Choice Requires="wps">
             <w:drawing>
-              <wp:anchor behindDoc="0" distT="45720" distB="45720" distL="114300" distR="114300" simplePos="0" locked="0" layoutInCell="0" allowOverlap="1" relativeHeight="44" wp14:anchorId="3D43415C">
+              <wp:anchor behindDoc="0" distT="45720" distB="45720" distL="114300" distR="114300" simplePos="0" locked="0" layoutInCell="0" allowOverlap="1" relativeHeight="45" wp14:anchorId="3D43415C">
                 <wp:simplePos x="0" y="0"/>
                 <wp:positionH relativeFrom="page">
                   <wp:posOffset>194310</wp:posOffset>
@@ -226,7 +226,7 @@
         <mc:AlternateContent>
           <mc:Choice Requires="wps">
             <w:drawing>
-              <wp:anchor behindDoc="0" distT="45720" distB="45720" distL="113030" distR="114935" simplePos="0" locked="0" layoutInCell="0" allowOverlap="1" relativeHeight="46" wp14:anchorId="58C23128">
+              <wp:anchor behindDoc="0" distT="45720" distB="45720" distL="113030" distR="114935" simplePos="0" locked="0" layoutInCell="0" allowOverlap="1" relativeHeight="47" wp14:anchorId="58C23128">
                 <wp:simplePos x="0" y="0"/>
                 <wp:positionH relativeFrom="page">
                   <wp:posOffset>3094990</wp:posOffset>
@@ -341,7 +341,7 @@
         <mc:AlternateContent>
           <mc:Choice Requires="wps">
             <w:drawing>
-              <wp:anchor behindDoc="0" distT="45720" distB="45720" distL="114300" distR="113665" simplePos="0" locked="0" layoutInCell="0" allowOverlap="1" relativeHeight="48" wp14:anchorId="1BF25123">
+              <wp:anchor behindDoc="0" distT="45720" distB="45720" distL="114300" distR="113665" simplePos="0" locked="0" layoutInCell="0" allowOverlap="1" relativeHeight="49" wp14:anchorId="1BF25123">
                 <wp:simplePos x="0" y="0"/>
                 <wp:positionH relativeFrom="page">
                   <wp:posOffset>4992370</wp:posOffset>
@@ -456,7 +456,7 @@
         <mc:AlternateContent>
           <mc:Choice Requires="wps">
             <w:drawing>
-              <wp:anchor behindDoc="0" distT="45720" distB="46355" distL="114300" distR="114300" simplePos="0" locked="0" layoutInCell="0" allowOverlap="1" relativeHeight="50" wp14:anchorId="01DE2BF4">
+              <wp:anchor behindDoc="0" distT="45720" distB="46355" distL="114300" distR="114300" simplePos="0" locked="0" layoutInCell="0" allowOverlap="1" relativeHeight="51" wp14:anchorId="01DE2BF4">
                 <wp:simplePos x="0" y="0"/>
                 <wp:positionH relativeFrom="margin">
                   <wp:align>center</wp:align>
@@ -601,7 +601,7 @@
         <mc:AlternateContent>
           <mc:Choice Requires="wps">
             <w:drawing>
-              <wp:anchor behindDoc="0" distT="45720" distB="50800" distL="114300" distR="114300" simplePos="0" locked="0" layoutInCell="0" allowOverlap="1" relativeHeight="52" wp14:anchorId="204C02CC">
+              <wp:anchor behindDoc="0" distT="45720" distB="50800" distL="114300" distR="114300" simplePos="0" locked="0" layoutInCell="0" allowOverlap="1" relativeHeight="53" wp14:anchorId="204C02CC">
                 <wp:simplePos x="0" y="0"/>
                 <wp:positionH relativeFrom="margin">
                   <wp:align>center</wp:align>
@@ -789,7 +789,7 @@
             </w:rPr>
             <w:fldChar w:fldCharType="separate"/>
           </w:r>
-          <w:hyperlink w:anchor="__RefHeading___Toc7555_3133665205">
+          <w:hyperlink w:anchor="__RefHeading___Toc45799_1894618434">
             <w:r>
               <w:rPr>
                 <w:webHidden/>
@@ -824,7 +824,7 @@
             </w:tabs>
             <w:rPr/>
           </w:pPr>
-          <w:hyperlink w:anchor="__RefHeading___Toc7557_3133665205">
+          <w:hyperlink w:anchor="__RefHeading___Toc45801_1894618434">
             <w:r>
               <w:rPr>
                 <w:webHidden/>
@@ -853,7 +853,7 @@
             </w:tabs>
             <w:rPr/>
           </w:pPr>
-          <w:hyperlink w:anchor="__RefHeading___Toc7559_3133665205">
+          <w:hyperlink w:anchor="__RefHeading___Toc45803_1894618434">
             <w:r>
               <w:rPr>
                 <w:webHidden/>
@@ -875,7 +875,7 @@
             </w:tabs>
             <w:rPr/>
           </w:pPr>
-          <w:hyperlink w:anchor="__RefHeading___Toc7561_3133665205">
+          <w:hyperlink w:anchor="__RefHeading___Toc45805_1894618434">
             <w:r>
               <w:rPr>
                 <w:webHidden/>
@@ -897,7 +897,7 @@
             </w:tabs>
             <w:rPr/>
           </w:pPr>
-          <w:hyperlink w:anchor="__RefHeading___Toc7563_3133665205">
+          <w:hyperlink w:anchor="__RefHeading___Toc45807_1894618434">
             <w:r>
               <w:rPr>
                 <w:webHidden/>
@@ -905,7 +905,7 @@
               </w:rPr>
               <w:t>3.2 Companion documents</w:t>
               <w:tab/>
-              <w:t>5</w:t>
+              <w:t>6</w:t>
             </w:r>
           </w:hyperlink>
         </w:p>
@@ -919,7 +919,7 @@
             </w:tabs>
             <w:rPr/>
           </w:pPr>
-          <w:hyperlink w:anchor="__RefHeading___Toc7565_3133665205">
+          <w:hyperlink w:anchor="__RefHeading___Toc45809_1894618434">
             <w:r>
               <w:rPr>
                 <w:webHidden/>
@@ -941,7 +941,7 @@
             </w:tabs>
             <w:rPr/>
           </w:pPr>
-          <w:hyperlink w:anchor="__RefHeading___Toc7567_3133665205">
+          <w:hyperlink w:anchor="__RefHeading___Toc45811_1894618434">
             <w:r>
               <w:rPr>
                 <w:webHidden/>
@@ -963,7 +963,7 @@
             </w:tabs>
             <w:rPr/>
           </w:pPr>
-          <w:hyperlink w:anchor="__RefHeading___Toc7569_3133665205">
+          <w:hyperlink w:anchor="__RefHeading___Toc45813_1894618434">
             <w:r>
               <w:rPr>
                 <w:webHidden/>
@@ -971,7 +971,7 @@
               </w:rPr>
               <w:t>4. Implementation approach</w:t>
               <w:tab/>
-              <w:t>7</w:t>
+              <w:t>8</w:t>
             </w:r>
           </w:hyperlink>
         </w:p>
@@ -985,7 +985,7 @@
             </w:tabs>
             <w:rPr/>
           </w:pPr>
-          <w:hyperlink w:anchor="__RefHeading___Toc7571_3133665205">
+          <w:hyperlink w:anchor="__RefHeading___Toc45815_1894618434">
             <w:r>
               <w:rPr>
                 <w:webHidden/>
@@ -993,7 +993,7 @@
               </w:rPr>
               <w:t>4.1 Configure, do not customise</w:t>
               <w:tab/>
-              <w:t>7</w:t>
+              <w:t>8</w:t>
             </w:r>
           </w:hyperlink>
         </w:p>
@@ -1007,7 +1007,7 @@
             </w:tabs>
             <w:rPr/>
           </w:pPr>
-          <w:hyperlink w:anchor="__RefHeading___Toc7573_3133665205">
+          <w:hyperlink w:anchor="__RefHeading___Toc45817_1894618434">
             <w:r>
               <w:rPr>
                 <w:webHidden/>
@@ -1015,7 +1015,7 @@
               </w:rPr>
               <w:t>4.2 Principles</w:t>
               <w:tab/>
-              <w:t>8</w:t>
+              <w:t>9</w:t>
             </w:r>
           </w:hyperlink>
         </w:p>
@@ -1029,7 +1029,7 @@
             </w:tabs>
             <w:rPr/>
           </w:pPr>
-          <w:hyperlink w:anchor="__RefHeading___Toc7575_3133665205">
+          <w:hyperlink w:anchor="__RefHeading___Toc45819_1894618434">
             <w:r>
               <w:rPr>
                 <w:webHidden/>
@@ -1037,7 +1037,7 @@
               </w:rPr>
               <w:t>4.3 Implementation sizes</w:t>
               <w:tab/>
-              <w:t>8</w:t>
+              <w:t>9</w:t>
             </w:r>
           </w:hyperlink>
         </w:p>
@@ -1051,7 +1051,7 @@
             </w:tabs>
             <w:rPr/>
           </w:pPr>
-          <w:hyperlink w:anchor="__RefHeading___Toc7577_3133665205">
+          <w:hyperlink w:anchor="__RefHeading___Toc45821_1894618434">
             <w:r>
               <w:rPr>
                 <w:webHidden/>
@@ -1059,7 +1059,7 @@
               </w:rPr>
               <w:t>4.4 Environment model</w:t>
               <w:tab/>
-              <w:t>9</w:t>
+              <w:t>10</w:t>
             </w:r>
           </w:hyperlink>
         </w:p>
@@ -1073,7 +1073,7 @@
             </w:tabs>
             <w:rPr/>
           </w:pPr>
-          <w:hyperlink w:anchor="__RefHeading___Toc7579_3133665205">
+          <w:hyperlink w:anchor="__RefHeading___Toc45823_1894618434">
             <w:r>
               <w:rPr>
                 <w:webHidden/>
@@ -1081,7 +1081,7 @@
               </w:rPr>
               <w:t>5. Phases</w:t>
               <w:tab/>
-              <w:t>10</w:t>
+              <w:t>11</w:t>
             </w:r>
           </w:hyperlink>
         </w:p>
@@ -1095,7 +1095,7 @@
             </w:tabs>
             <w:rPr/>
           </w:pPr>
-          <w:hyperlink w:anchor="__RefHeading___Toc7581_3133665205">
+          <w:hyperlink w:anchor="__RefHeading___Toc45825_1894618434">
             <w:r>
               <w:rPr>
                 <w:webHidden/>
@@ -1103,7 +1103,7 @@
               </w:rPr>
               <w:t>5.1 Overview</w:t>
               <w:tab/>
-              <w:t>10</w:t>
+              <w:t>11</w:t>
             </w:r>
           </w:hyperlink>
         </w:p>
@@ -1117,7 +1117,7 @@
             </w:tabs>
             <w:rPr/>
           </w:pPr>
-          <w:hyperlink w:anchor="__RefHeading___Toc7583_3133665205">
+          <w:hyperlink w:anchor="__RefHeading___Toc45827_1894618434">
             <w:r>
               <w:rPr>
                 <w:webHidden/>
@@ -1125,7 +1125,7 @@
               </w:rPr>
               <w:t>5.2 Mobilisation</w:t>
               <w:tab/>
-              <w:t>11</w:t>
+              <w:t>12</w:t>
             </w:r>
           </w:hyperlink>
         </w:p>
@@ -1139,7 +1139,7 @@
             </w:tabs>
             <w:rPr/>
           </w:pPr>
-          <w:hyperlink w:anchor="__RefHeading___Toc7585_3133665205">
+          <w:hyperlink w:anchor="__RefHeading___Toc45829_1894618434">
             <w:r>
               <w:rPr>
                 <w:webHidden/>
@@ -1147,7 +1147,7 @@
               </w:rPr>
               <w:t>5.3 Environments and pipeline</w:t>
               <w:tab/>
-              <w:t>12</w:t>
+              <w:t>13</w:t>
             </w:r>
           </w:hyperlink>
         </w:p>
@@ -1161,7 +1161,7 @@
             </w:tabs>
             <w:rPr/>
           </w:pPr>
-          <w:hyperlink w:anchor="__RefHeading___Toc7587_3133665205">
+          <w:hyperlink w:anchor="__RefHeading___Toc45831_1894618434">
             <w:r>
               <w:rPr>
                 <w:webHidden/>
@@ -1169,7 +1169,7 @@
               </w:rPr>
               <w:t>5.4 Discovery and fit-gap</w:t>
               <w:tab/>
-              <w:t>12</w:t>
+              <w:t>13</w:t>
             </w:r>
           </w:hyperlink>
         </w:p>
@@ -1183,7 +1183,7 @@
             </w:tabs>
             <w:rPr/>
           </w:pPr>
-          <w:hyperlink w:anchor="__RefHeading___Toc7589_3133665205">
+          <w:hyperlink w:anchor="__RefHeading___Toc45833_1894618434">
             <w:r>
               <w:rPr>
                 <w:webHidden/>
@@ -1191,7 +1191,7 @@
               </w:rPr>
               <w:t>5.5 Client inputs and the configuration kit</w:t>
               <w:tab/>
-              <w:t>13</w:t>
+              <w:t>14</w:t>
             </w:r>
           </w:hyperlink>
         </w:p>
@@ -1205,7 +1205,7 @@
             </w:tabs>
             <w:rPr/>
           </w:pPr>
-          <w:hyperlink w:anchor="__RefHeading___Toc7591_3133665205">
+          <w:hyperlink w:anchor="__RefHeading___Toc45835_1894618434">
             <w:r>
               <w:rPr>
                 <w:webHidden/>
@@ -1213,7 +1213,7 @@
               </w:rPr>
               <w:t>5.6 Regulatory registrations</w:t>
               <w:tab/>
-              <w:t>13</w:t>
+              <w:t>14</w:t>
             </w:r>
           </w:hyperlink>
         </w:p>
@@ -1227,7 +1227,7 @@
             </w:tabs>
             <w:rPr/>
           </w:pPr>
-          <w:hyperlink w:anchor="__RefHeading___Toc7593_3133665205">
+          <w:hyperlink w:anchor="__RefHeading___Toc45837_1894618434">
             <w:r>
               <w:rPr>
                 <w:webHidden/>
@@ -1235,7 +1235,7 @@
               </w:rPr>
               <w:t>5.7 Configuration</w:t>
               <w:tab/>
-              <w:t>14</w:t>
+              <w:t>15</w:t>
             </w:r>
           </w:hyperlink>
         </w:p>
@@ -1249,7 +1249,7 @@
             </w:tabs>
             <w:rPr/>
           </w:pPr>
-          <w:hyperlink w:anchor="__RefHeading___Toc7595_3133665205">
+          <w:hyperlink w:anchor="__RefHeading___Toc45839_1894618434">
             <w:r>
               <w:rPr>
                 <w:webHidden/>
@@ -1257,7 +1257,7 @@
               </w:rPr>
               <w:t>5.8 Compliance set-up</w:t>
               <w:tab/>
-              <w:t>14</w:t>
+              <w:t>15</w:t>
             </w:r>
           </w:hyperlink>
         </w:p>
@@ -1271,7 +1271,7 @@
             </w:tabs>
             <w:rPr/>
           </w:pPr>
-          <w:hyperlink w:anchor="__RefHeading___Toc7597_3133665205">
+          <w:hyperlink w:anchor="__RefHeading___Toc45841_1894618434">
             <w:r>
               <w:rPr>
                 <w:webHidden/>
@@ -1279,7 +1279,7 @@
               </w:rPr>
               <w:t>5.9 Branding and brand pack</w:t>
               <w:tab/>
-              <w:t>15</w:t>
+              <w:t>16</w:t>
             </w:r>
           </w:hyperlink>
         </w:p>
@@ -1293,7 +1293,7 @@
             </w:tabs>
             <w:rPr/>
           </w:pPr>
-          <w:hyperlink w:anchor="__RefHeading___Toc7599_3133665205">
+          <w:hyperlink w:anchor="__RefHeading___Toc45843_1894618434">
             <w:r>
               <w:rPr>
                 <w:webHidden/>
@@ -1301,7 +1301,7 @@
               </w:rPr>
               <w:t>5.10 Data migration</w:t>
               <w:tab/>
-              <w:t>15</w:t>
+              <w:t>16</w:t>
             </w:r>
           </w:hyperlink>
         </w:p>
@@ -1315,7 +1315,7 @@
             </w:tabs>
             <w:rPr/>
           </w:pPr>
-          <w:hyperlink w:anchor="__RefHeading___Toc7601_3133665205">
+          <w:hyperlink w:anchor="__RefHeading___Toc45845_1894618434">
             <w:r>
               <w:rPr>
                 <w:webHidden/>
@@ -1323,7 +1323,7 @@
               </w:rPr>
               <w:t>5.11 Integrations with partners</w:t>
               <w:tab/>
-              <w:t>15</w:t>
+              <w:t>16</w:t>
             </w:r>
           </w:hyperlink>
         </w:p>
@@ -1337,7 +1337,7 @@
             </w:tabs>
             <w:rPr/>
           </w:pPr>
-          <w:hyperlink w:anchor="__RefHeading___Toc7603_3133665205">
+          <w:hyperlink w:anchor="__RefHeading___Toc45847_1894618434">
             <w:r>
               <w:rPr>
                 <w:webHidden/>
@@ -1345,7 +1345,7 @@
               </w:rPr>
               <w:t>5.12 Training</w:t>
               <w:tab/>
-              <w:t>16</w:t>
+              <w:t>17</w:t>
             </w:r>
           </w:hyperlink>
         </w:p>
@@ -1359,7 +1359,7 @@
             </w:tabs>
             <w:rPr/>
           </w:pPr>
-          <w:hyperlink w:anchor="__RefHeading___Toc7605_3133665205">
+          <w:hyperlink w:anchor="__RefHeading___Toc45849_1894618434">
             <w:r>
               <w:rPr>
                 <w:webHidden/>
@@ -1367,7 +1367,7 @@
               </w:rPr>
               <w:t>5.13 System integration test</w:t>
               <w:tab/>
-              <w:t>16</w:t>
+              <w:t>17</w:t>
             </w:r>
           </w:hyperlink>
         </w:p>
@@ -1381,7 +1381,7 @@
             </w:tabs>
             <w:rPr/>
           </w:pPr>
-          <w:hyperlink w:anchor="__RefHeading___Toc7607_3133665205">
+          <w:hyperlink w:anchor="__RefHeading___Toc45851_1894618434">
             <w:r>
               <w:rPr>
                 <w:webHidden/>
@@ -1389,7 +1389,7 @@
               </w:rPr>
               <w:t>5.14 User acceptance test</w:t>
               <w:tab/>
-              <w:t>16</w:t>
+              <w:t>17</w:t>
             </w:r>
           </w:hyperlink>
         </w:p>
@@ -1403,7 +1403,7 @@
             </w:tabs>
             <w:rPr/>
           </w:pPr>
-          <w:hyperlink w:anchor="__RefHeading___Toc7609_3133665205">
+          <w:hyperlink w:anchor="__RefHeading___Toc45853_1894618434">
             <w:r>
               <w:rPr>
                 <w:webHidden/>
@@ -1411,7 +1411,7 @@
               </w:rPr>
               <w:t>5.15 Rehearsal, cutover and go-live</w:t>
               <w:tab/>
-              <w:t>17</w:t>
+              <w:t>18</w:t>
             </w:r>
           </w:hyperlink>
         </w:p>
@@ -1425,7 +1425,7 @@
             </w:tabs>
             <w:rPr/>
           </w:pPr>
-          <w:hyperlink w:anchor="__RefHeading___Toc7611_3133665205">
+          <w:hyperlink w:anchor="__RefHeading___Toc45855_1894618434">
             <w:r>
               <w:rPr>
                 <w:webHidden/>
@@ -1433,7 +1433,7 @@
               </w:rPr>
               <w:t>5.16 Hypercare</w:t>
               <w:tab/>
-              <w:t>17</w:t>
+              <w:t>18</w:t>
             </w:r>
           </w:hyperlink>
         </w:p>
@@ -1447,7 +1447,7 @@
             </w:tabs>
             <w:rPr/>
           </w:pPr>
-          <w:hyperlink w:anchor="__RefHeading___Toc7613_3133665205">
+          <w:hyperlink w:anchor="__RefHeading___Toc45857_1894618434">
             <w:r>
               <w:rPr>
                 <w:webHidden/>
@@ -1455,7 +1455,7 @@
               </w:rPr>
               <w:t>6. Timelines by size</w:t>
               <w:tab/>
-              <w:t>18</w:t>
+              <w:t>19</w:t>
             </w:r>
           </w:hyperlink>
         </w:p>
@@ -1469,7 +1469,7 @@
             </w:tabs>
             <w:rPr/>
           </w:pPr>
-          <w:hyperlink w:anchor="__RefHeading___Toc7615_3133665205">
+          <w:hyperlink w:anchor="__RefHeading___Toc45859_1894618434">
             <w:r>
               <w:rPr>
                 <w:webHidden/>
@@ -1477,7 +1477,7 @@
               </w:rPr>
               <w:t>6.1 Phases and milestones</w:t>
               <w:tab/>
-              <w:t>18</w:t>
+              <w:t>19</w:t>
             </w:r>
           </w:hyperlink>
         </w:p>
@@ -1491,7 +1491,7 @@
             </w:tabs>
             <w:rPr/>
           </w:pPr>
-          <w:hyperlink w:anchor="__RefHeading___Toc7617_3133665205">
+          <w:hyperlink w:anchor="__RefHeading___Toc45861_1894618434">
             <w:r>
               <w:rPr>
                 <w:webHidden/>
@@ -1499,7 +1499,7 @@
               </w:rPr>
               <w:t>6.2 Small broker (8 weeks)</w:t>
               <w:tab/>
-              <w:t>19</w:t>
+              <w:t>20</w:t>
             </w:r>
           </w:hyperlink>
         </w:p>
@@ -1513,7 +1513,7 @@
             </w:tabs>
             <w:rPr/>
           </w:pPr>
-          <w:hyperlink w:anchor="__RefHeading___Toc7619_3133665205">
+          <w:hyperlink w:anchor="__RefHeading___Toc45863_1894618434">
             <w:r>
               <w:rPr>
                 <w:webHidden/>
@@ -1521,7 +1521,7 @@
               </w:rPr>
               <w:t>6.3 Medium broker (12 weeks)</w:t>
               <w:tab/>
-              <w:t>20</w:t>
+              <w:t>21</w:t>
             </w:r>
           </w:hyperlink>
         </w:p>
@@ -1535,7 +1535,7 @@
             </w:tabs>
             <w:rPr/>
           </w:pPr>
-          <w:hyperlink w:anchor="__RefHeading___Toc7621_3133665205">
+          <w:hyperlink w:anchor="__RefHeading___Toc45865_1894618434">
             <w:r>
               <w:rPr>
                 <w:webHidden/>
@@ -1543,7 +1543,7 @@
               </w:rPr>
               <w:t>6.4 Large broker (20 weeks)</w:t>
               <w:tab/>
-              <w:t>21</w:t>
+              <w:t>22</w:t>
             </w:r>
           </w:hyperlink>
         </w:p>
@@ -1557,7 +1557,7 @@
             </w:tabs>
             <w:rPr/>
           </w:pPr>
-          <w:hyperlink w:anchor="__RefHeading___Toc7623_3133665205">
+          <w:hyperlink w:anchor="__RefHeading___Toc45867_1894618434">
             <w:r>
               <w:rPr>
                 <w:webHidden/>
@@ -1565,7 +1565,7 @@
               </w:rPr>
               <w:t>6.5 Enterprise broker (26 weeks)</w:t>
               <w:tab/>
-              <w:t>22</w:t>
+              <w:t>23</w:t>
             </w:r>
           </w:hyperlink>
         </w:p>
@@ -1579,7 +1579,7 @@
             </w:tabs>
             <w:rPr/>
           </w:pPr>
-          <w:hyperlink w:anchor="__RefHeading___Toc7625_3133665205">
+          <w:hyperlink w:anchor="__RefHeading___Toc45869_1894618434">
             <w:r>
               <w:rPr>
                 <w:webHidden/>
@@ -1587,7 +1587,7 @@
               </w:rPr>
               <w:t>6.6 Task-level plan</w:t>
               <w:tab/>
-              <w:t>23</w:t>
+              <w:t>24</w:t>
             </w:r>
           </w:hyperlink>
         </w:p>
@@ -1601,7 +1601,7 @@
             </w:tabs>
             <w:rPr/>
           </w:pPr>
-          <w:hyperlink w:anchor="__RefHeading___Toc7627_3133665205">
+          <w:hyperlink w:anchor="__RefHeading___Toc45871_1894618434">
             <w:r>
               <w:rPr>
                 <w:webHidden/>
@@ -1609,7 +1609,7 @@
               </w:rPr>
               <w:t>7. Roles and responsibilities</w:t>
               <w:tab/>
-              <w:t>25</w:t>
+              <w:t>26</w:t>
             </w:r>
           </w:hyperlink>
         </w:p>
@@ -1623,7 +1623,7 @@
             </w:tabs>
             <w:rPr/>
           </w:pPr>
-          <w:hyperlink w:anchor="__RefHeading___Toc7629_3133665205">
+          <w:hyperlink w:anchor="__RefHeading___Toc45873_1894618434">
             <w:r>
               <w:rPr>
                 <w:webHidden/>
@@ -1631,7 +1631,7 @@
               </w:rPr>
               <w:t>7.1 Project roles</w:t>
               <w:tab/>
-              <w:t>25</w:t>
+              <w:t>26</w:t>
             </w:r>
           </w:hyperlink>
         </w:p>
@@ -1645,7 +1645,7 @@
             </w:tabs>
             <w:rPr/>
           </w:pPr>
-          <w:hyperlink w:anchor="__RefHeading___Toc7631_3133665205">
+          <w:hyperlink w:anchor="__RefHeading___Toc45875_1894618434">
             <w:r>
               <w:rPr>
                 <w:webHidden/>
@@ -1653,7 +1653,7 @@
               </w:rPr>
               <w:t>7.2 RACI</w:t>
               <w:tab/>
-              <w:t>25</w:t>
+              <w:t>26</w:t>
             </w:r>
           </w:hyperlink>
         </w:p>
@@ -1667,7 +1667,7 @@
             </w:tabs>
             <w:rPr/>
           </w:pPr>
-          <w:hyperlink w:anchor="__RefHeading___Toc7633_3133665205">
+          <w:hyperlink w:anchor="__RefHeading___Toc45877_1894618434">
             <w:r>
               <w:rPr>
                 <w:webHidden/>
@@ -1675,7 +1675,7 @@
               </w:rPr>
               <w:t>8. Governance</w:t>
               <w:tab/>
-              <w:t>27</w:t>
+              <w:t>28</w:t>
             </w:r>
           </w:hyperlink>
         </w:p>
@@ -1689,7 +1689,7 @@
             </w:tabs>
             <w:rPr/>
           </w:pPr>
-          <w:hyperlink w:anchor="__RefHeading___Toc7635_3133665205">
+          <w:hyperlink w:anchor="__RefHeading___Toc45879_1894618434">
             <w:r>
               <w:rPr>
                 <w:webHidden/>
@@ -1697,7 +1697,7 @@
               </w:rPr>
               <w:t>8.1 Steering committee</w:t>
               <w:tab/>
-              <w:t>27</w:t>
+              <w:t>28</w:t>
             </w:r>
           </w:hyperlink>
         </w:p>
@@ -1711,7 +1711,7 @@
             </w:tabs>
             <w:rPr/>
           </w:pPr>
-          <w:hyperlink w:anchor="__RefHeading___Toc7637_3133665205">
+          <w:hyperlink w:anchor="__RefHeading___Toc45881_1894618434">
             <w:r>
               <w:rPr>
                 <w:webHidden/>
@@ -1719,7 +1719,7 @@
               </w:rPr>
               <w:t>8.2 Weekly status</w:t>
               <w:tab/>
-              <w:t>27</w:t>
+              <w:t>28</w:t>
             </w:r>
           </w:hyperlink>
         </w:p>
@@ -1733,7 +1733,7 @@
             </w:tabs>
             <w:rPr/>
           </w:pPr>
-          <w:hyperlink w:anchor="__RefHeading___Toc7639_3133665205">
+          <w:hyperlink w:anchor="__RefHeading___Toc45883_1894618434">
             <w:r>
               <w:rPr>
                 <w:webHidden/>
@@ -1741,7 +1741,7 @@
               </w:rPr>
               <w:t>8.3 RAID log</w:t>
               <w:tab/>
-              <w:t>27</w:t>
+              <w:t>28</w:t>
             </w:r>
           </w:hyperlink>
         </w:p>
@@ -1755,7 +1755,7 @@
             </w:tabs>
             <w:rPr/>
           </w:pPr>
-          <w:hyperlink w:anchor="__RefHeading___Toc7641_3133665205">
+          <w:hyperlink w:anchor="__RefHeading___Toc45885_1894618434">
             <w:r>
               <w:rPr>
                 <w:webHidden/>
@@ -1763,7 +1763,7 @@
               </w:rPr>
               <w:t>9. Deliverables and acceptance criteria</w:t>
               <w:tab/>
-              <w:t>28</w:t>
+              <w:t>29</w:t>
             </w:r>
           </w:hyperlink>
         </w:p>
@@ -1777,7 +1777,7 @@
             </w:tabs>
             <w:rPr/>
           </w:pPr>
-          <w:hyperlink w:anchor="__RefHeading___Toc7643_3133665205">
+          <w:hyperlink w:anchor="__RefHeading___Toc45887_1894618434">
             <w:r>
               <w:rPr>
                 <w:webHidden/>
@@ -1785,7 +1785,7 @@
               </w:rPr>
               <w:t>10. Assumptions</w:t>
               <w:tab/>
-              <w:t>29</w:t>
+              <w:t>30</w:t>
             </w:r>
           </w:hyperlink>
         </w:p>
@@ -1799,7 +1799,7 @@
             </w:tabs>
             <w:rPr/>
           </w:pPr>
-          <w:hyperlink w:anchor="__RefHeading___Toc7645_3133665205">
+          <w:hyperlink w:anchor="__RefHeading___Toc45889_1894618434">
             <w:r>
               <w:rPr>
                 <w:webHidden/>
@@ -1807,7 +1807,7 @@
               </w:rPr>
               <w:t>11. Exclusions</w:t>
               <w:tab/>
-              <w:t>30</w:t>
+              <w:t>31</w:t>
             </w:r>
           </w:hyperlink>
         </w:p>
@@ -1821,7 +1821,7 @@
             </w:tabs>
             <w:rPr/>
           </w:pPr>
-          <w:hyperlink w:anchor="__RefHeading___Toc7647_3133665205">
+          <w:hyperlink w:anchor="__RefHeading___Toc45891_1894618434">
             <w:r>
               <w:rPr>
                 <w:webHidden/>
@@ -1829,7 +1829,7 @@
               </w:rPr>
               <w:t>12. Dependencies on the broker</w:t>
               <w:tab/>
-              <w:t>31</w:t>
+              <w:t>32</w:t>
             </w:r>
           </w:hyperlink>
         </w:p>
@@ -1843,7 +1843,7 @@
             </w:tabs>
             <w:rPr/>
           </w:pPr>
-          <w:hyperlink w:anchor="__RefHeading___Toc7649_3133665205">
+          <w:hyperlink w:anchor="__RefHeading___Toc45893_1894618434">
             <w:r>
               <w:rPr>
                 <w:webHidden/>
@@ -1851,7 +1851,7 @@
               </w:rPr>
               <w:t>13. Risks and mitigations</w:t>
               <w:tab/>
-              <w:t>32</w:t>
+              <w:t>33</w:t>
             </w:r>
           </w:hyperlink>
         </w:p>
@@ -1865,7 +1865,7 @@
             </w:tabs>
             <w:rPr/>
           </w:pPr>
-          <w:hyperlink w:anchor="__RefHeading___Toc7651_3133665205">
+          <w:hyperlink w:anchor="__RefHeading___Toc45895_1894618434">
             <w:r>
               <w:rPr>
                 <w:webHidden/>
@@ -1873,7 +1873,7 @@
               </w:rPr>
               <w:t>14. Change request process</w:t>
               <w:tab/>
-              <w:t>33</w:t>
+              <w:t>34</w:t>
             </w:r>
           </w:hyperlink>
         </w:p>
@@ -1887,7 +1887,7 @@
             </w:tabs>
             <w:rPr/>
           </w:pPr>
-          <w:hyperlink w:anchor="__RefHeading___Toc7653_3133665205">
+          <w:hyperlink w:anchor="__RefHeading___Toc45897_1894618434">
             <w:r>
               <w:rPr>
                 <w:webHidden/>
@@ -1902,7 +1902,7 @@
                 <w:rStyle w:val="IndexLink"/>
               </w:rPr>
               <w:tab/>
-              <w:t>34</w:t>
+              <w:t>35</w:t>
             </w:r>
           </w:hyperlink>
           <w:r>
@@ -1935,7 +1935,7 @@
       <w:r>
         <w:br w:type="page"/>
       </w:r>
-      <w:bookmarkStart w:id="0" w:name="__RefHeading___Toc7555_3133665205"/>
+      <w:bookmarkStart w:id="0" w:name="__RefHeading___Toc45799_1894618434"/>
       <w:bookmarkStart w:id="1" w:name="_Toc48319687"/>
       <w:bookmarkStart w:id="2" w:name="_Toc11824118"/>
       <w:bookmarkEnd w:id="0"/>
@@ -2329,7 +2329,7 @@
                 <w:szCs w:val="24"/>
                 <w:lang w:val="en-US" w:eastAsia="ja-JP" w:bidi="ar-SA"/>
               </w:rPr>
-              <w:t>1.1</w:t>
+              <w:t>1.1.1</w:t>
             </w:r>
           </w:p>
         </w:tc>
@@ -2475,7 +2475,7 @@
                 <w:szCs w:val="24"/>
                 <w:lang w:val="en-US" w:eastAsia="ja-JP" w:bidi="ar-SA"/>
               </w:rPr>
-              <w:t>Four broker sizes with the environment model; go-live configuration and migration kits; compliance set-up, branding, partner integrations and regulatory registrations as phases; task-level plan from one model</w:t>
+              <w:t>Version 1.1.1: Client brand packs: basis is the client's contract with iorta TechNXT (management decision of 04 October 2026). Version 1.1: Four broker sizes with the environment model; go-live configuration and migration kits; compliance set-up, branding, partner integrations and regulatory registrations as phases; task-level plan from one model</w:t>
             </w:r>
           </w:p>
         </w:tc>
@@ -2578,7 +2578,7 @@
           <w:spacing w:val="0"/>
         </w:rPr>
       </w:pPr>
-      <w:bookmarkStart w:id="4" w:name="__RefHeading___Toc7557_3133665205"/>
+      <w:bookmarkStart w:id="4" w:name="__RefHeading___Toc45801_1894618434"/>
       <w:bookmarkStart w:id="5" w:name="_Toc233203388"/>
       <w:bookmarkEnd w:id="4"/>
       <w:r>
@@ -4910,7 +4910,7 @@
         <w:pageBreakBefore w:val="false"/>
         <w:rPr/>
       </w:pPr>
-      <w:bookmarkStart w:id="6" w:name="__RefHeading___Toc7559_3133665205"/>
+      <w:bookmarkStart w:id="6" w:name="__RefHeading___Toc45803_1894618434"/>
       <w:bookmarkEnd w:id="6"/>
       <w:r>
         <w:rPr>
@@ -4927,7 +4927,7 @@
         <w:pStyle w:val="Heading2"/>
         <w:rPr/>
       </w:pPr>
-      <w:bookmarkStart w:id="7" w:name="__RefHeading___Toc7561_3133665205"/>
+      <w:bookmarkStart w:id="7" w:name="__RefHeading___Toc45805_1894618434"/>
       <w:bookmarkEnd w:id="7"/>
       <w:r>
         <w:rPr>
@@ -4959,7 +4959,7 @@
         <w:pStyle w:val="Heading2"/>
         <w:rPr/>
       </w:pPr>
-      <w:bookmarkStart w:id="8" w:name="__RefHeading___Toc7563_3133665205"/>
+      <w:bookmarkStart w:id="8" w:name="__RefHeading___Toc45807_1894618434"/>
       <w:bookmarkEnd w:id="8"/>
       <w:r>
         <w:rPr>
@@ -6000,7 +6000,7 @@
         <w:pStyle w:val="Heading2"/>
         <w:rPr/>
       </w:pPr>
-      <w:bookmarkStart w:id="9" w:name="__RefHeading___Toc7565_3133665205"/>
+      <w:bookmarkStart w:id="9" w:name="__RefHeading___Toc45809_1894618434"/>
       <w:bookmarkEnd w:id="9"/>
       <w:r>
         <w:rPr>
@@ -6032,7 +6032,7 @@
         <w:pStyle w:val="Heading2"/>
         <w:rPr/>
       </w:pPr>
-      <w:bookmarkStart w:id="10" w:name="__RefHeading___Toc7567_3133665205"/>
+      <w:bookmarkStart w:id="10" w:name="__RefHeading___Toc45811_1894618434"/>
       <w:bookmarkEnd w:id="10"/>
       <w:r>
         <w:rPr>
@@ -6414,6 +6414,120 @@
           </w:p>
         </w:tc>
       </w:tr>
+      <w:tr>
+        <w:trPr/>
+        <w:tc>
+          <w:tcPr>
+            <w:tcW w:w="1003" w:type="dxa"/>
+            <w:tcBorders>
+              <w:top w:val="single" w:sz="4" w:space="0" w:color="BFC7D1"/>
+              <w:left w:val="single" w:sz="4" w:space="0" w:color="BFC7D1"/>
+              <w:bottom w:val="single" w:sz="4" w:space="0" w:color="BFC7D1"/>
+              <w:right w:val="single" w:sz="4" w:space="0" w:color="BFC7D1"/>
+            </w:tcBorders>
+          </w:tcPr>
+          <w:p>
+            <w:pPr>
+              <w:pStyle w:val="Normal"/>
+              <w:widowControl/>
+              <w:spacing w:lineRule="auto" w:line="240" w:before="0" w:after="20"/>
+              <w:jc w:val="left"/>
+              <w:rPr>
+                <w:rFonts w:ascii="Aptos" w:hAnsi="Aptos" w:eastAsia="ＭＳ 明朝" w:cs="Arial"/>
+                <w:kern w:val="0"/>
+                <w:sz w:val="24"/>
+                <w:szCs w:val="24"/>
+                <w:lang w:val="en-US" w:eastAsia="ja-JP" w:bidi="ar-SA"/>
+              </w:rPr>
+            </w:pPr>
+            <w:r>
+              <w:rPr>
+                <w:rFonts w:eastAsia="Segoe UI" w:cs="Segoe UI" w:ascii="Segoe UI" w:hAnsi="Segoe UI"/>
+                <w:color w:val="101820"/>
+                <w:kern w:val="0"/>
+                <w:sz w:val="18"/>
+                <w:szCs w:val="24"/>
+                <w:lang w:val="en-US" w:eastAsia="ja-JP" w:bidi="ar-SA"/>
+              </w:rPr>
+              <w:t>1.1.1</w:t>
+            </w:r>
+          </w:p>
+        </w:tc>
+        <w:tc>
+          <w:tcPr>
+            <w:tcW w:w="1912" w:type="dxa"/>
+            <w:tcBorders>
+              <w:top w:val="single" w:sz="4" w:space="0" w:color="BFC7D1"/>
+              <w:left w:val="single" w:sz="4" w:space="0" w:color="BFC7D1"/>
+              <w:bottom w:val="single" w:sz="4" w:space="0" w:color="BFC7D1"/>
+              <w:right w:val="single" w:sz="4" w:space="0" w:color="BFC7D1"/>
+            </w:tcBorders>
+          </w:tcPr>
+          <w:p>
+            <w:pPr>
+              <w:pStyle w:val="Normal"/>
+              <w:widowControl/>
+              <w:spacing w:lineRule="auto" w:line="240" w:before="0" w:after="20"/>
+              <w:jc w:val="left"/>
+              <w:rPr>
+                <w:rFonts w:ascii="Aptos" w:hAnsi="Aptos" w:eastAsia="ＭＳ 明朝" w:cs="Arial"/>
+                <w:kern w:val="0"/>
+                <w:sz w:val="24"/>
+                <w:szCs w:val="24"/>
+                <w:lang w:val="en-US" w:eastAsia="ja-JP" w:bidi="ar-SA"/>
+              </w:rPr>
+            </w:pPr>
+            <w:r>
+              <w:rPr>
+                <w:rFonts w:eastAsia="Segoe UI" w:cs="Segoe UI" w:ascii="Segoe UI" w:hAnsi="Segoe UI"/>
+                <w:color w:val="101820"/>
+                <w:kern w:val="0"/>
+                <w:sz w:val="18"/>
+                <w:szCs w:val="24"/>
+                <w:lang w:val="en-US" w:eastAsia="ja-JP" w:bidi="ar-SA"/>
+              </w:rPr>
+              <w:t>04 October 2026</w:t>
+            </w:r>
+          </w:p>
+        </w:tc>
+        <w:tc>
+          <w:tcPr>
+            <w:tcW w:w="6098" w:type="dxa"/>
+            <w:tcBorders>
+              <w:top w:val="single" w:sz="4" w:space="0" w:color="BFC7D1"/>
+              <w:left w:val="single" w:sz="4" w:space="0" w:color="BFC7D1"/>
+              <w:bottom w:val="single" w:sz="4" w:space="0" w:color="BFC7D1"/>
+              <w:right w:val="single" w:sz="4" w:space="0" w:color="BFC7D1"/>
+            </w:tcBorders>
+          </w:tcPr>
+          <w:p>
+            <w:pPr>
+              <w:pStyle w:val="Normal"/>
+              <w:widowControl/>
+              <w:spacing w:lineRule="auto" w:line="240" w:before="0" w:after="20"/>
+              <w:jc w:val="left"/>
+              <w:rPr>
+                <w:rFonts w:ascii="Aptos" w:hAnsi="Aptos" w:eastAsia="ＭＳ 明朝" w:cs="Arial"/>
+                <w:kern w:val="0"/>
+                <w:sz w:val="24"/>
+                <w:szCs w:val="24"/>
+                <w:lang w:val="en-US" w:eastAsia="ja-JP" w:bidi="ar-SA"/>
+              </w:rPr>
+            </w:pPr>
+            <w:r>
+              <w:rPr>
+                <w:rFonts w:eastAsia="Segoe UI" w:cs="Segoe UI" w:ascii="Segoe UI" w:hAnsi="Segoe UI"/>
+                <w:color w:val="101820"/>
+                <w:kern w:val="0"/>
+                <w:sz w:val="18"/>
+                <w:szCs w:val="24"/>
+                <w:lang w:val="en-US" w:eastAsia="ja-JP" w:bidi="ar-SA"/>
+              </w:rPr>
+              <w:t>Client brand packs: basis is the client's contract with iorta TechNXT (management decision of 04 October 2026)</w:t>
+            </w:r>
+          </w:p>
+        </w:tc>
+      </w:tr>
     </w:tbl>
     <w:p>
       <w:pPr>
@@ -6423,7 +6537,7 @@
       <w:r>
         <w:br w:type="page"/>
       </w:r>
-      <w:bookmarkStart w:id="11" w:name="__RefHeading___Toc7569_3133665205"/>
+      <w:bookmarkStart w:id="11" w:name="__RefHeading___Toc45813_1894618434"/>
       <w:bookmarkEnd w:id="11"/>
       <w:r>
         <w:rPr>
@@ -6440,7 +6554,7 @@
         <w:pStyle w:val="Heading2"/>
         <w:rPr/>
       </w:pPr>
-      <w:bookmarkStart w:id="12" w:name="__RefHeading___Toc7571_3133665205"/>
+      <w:bookmarkStart w:id="12" w:name="__RefHeading___Toc45815_1894618434"/>
       <w:bookmarkEnd w:id="12"/>
       <w:r>
         <w:rPr>
@@ -7671,7 +7785,7 @@
         <w:pStyle w:val="Heading2"/>
         <w:rPr/>
       </w:pPr>
-      <w:bookmarkStart w:id="13" w:name="__RefHeading___Toc7573_3133665205"/>
+      <w:bookmarkStart w:id="13" w:name="__RefHeading___Toc45817_1894618434"/>
       <w:bookmarkEnd w:id="13"/>
       <w:r>
         <w:rPr>
@@ -7884,7 +7998,7 @@
         <w:pStyle w:val="Heading2"/>
         <w:rPr/>
       </w:pPr>
-      <w:bookmarkStart w:id="14" w:name="__RefHeading___Toc7575_3133665205"/>
+      <w:bookmarkStart w:id="14" w:name="__RefHeading___Toc45819_1894618434"/>
       <w:bookmarkEnd w:id="14"/>
       <w:r>
         <w:rPr>
@@ -9120,7 +9234,7 @@
         <w:pStyle w:val="Heading2"/>
         <w:rPr/>
       </w:pPr>
-      <w:bookmarkStart w:id="15" w:name="__RefHeading___Toc7577_3133665205"/>
+      <w:bookmarkStart w:id="15" w:name="__RefHeading___Toc45821_1894618434"/>
       <w:bookmarkEnd w:id="15"/>
       <w:r>
         <w:rPr>
@@ -9827,7 +9941,7 @@
         <w:pStyle w:val="Heading1"/>
         <w:rPr/>
       </w:pPr>
-      <w:bookmarkStart w:id="16" w:name="__RefHeading___Toc7579_3133665205"/>
+      <w:bookmarkStart w:id="16" w:name="__RefHeading___Toc45823_1894618434"/>
       <w:bookmarkEnd w:id="16"/>
       <w:r>
         <w:rPr>
@@ -9844,7 +9958,7 @@
         <w:pStyle w:val="Heading2"/>
         <w:rPr/>
       </w:pPr>
-      <w:bookmarkStart w:id="17" w:name="__RefHeading___Toc7581_3133665205"/>
+      <w:bookmarkStart w:id="17" w:name="__RefHeading___Toc45825_1894618434"/>
       <w:bookmarkEnd w:id="17"/>
       <w:r>
         <w:rPr>
@@ -11673,7 +11787,7 @@
         <w:pStyle w:val="Heading2"/>
         <w:rPr/>
       </w:pPr>
-      <w:bookmarkStart w:id="18" w:name="__RefHeading___Toc7583_3133665205"/>
+      <w:bookmarkStart w:id="18" w:name="__RefHeading___Toc45827_1894618434"/>
       <w:bookmarkEnd w:id="18"/>
       <w:r>
         <w:rPr>
@@ -11804,7 +11918,7 @@
         <w:pStyle w:val="Heading2"/>
         <w:rPr/>
       </w:pPr>
-      <w:bookmarkStart w:id="19" w:name="__RefHeading___Toc7585_3133665205"/>
+      <w:bookmarkStart w:id="19" w:name="__RefHeading___Toc45829_1894618434"/>
       <w:bookmarkEnd w:id="19"/>
       <w:r>
         <w:rPr>
@@ -12231,7 +12345,7 @@
         <w:pStyle w:val="Heading2"/>
         <w:rPr/>
       </w:pPr>
-      <w:bookmarkStart w:id="20" w:name="__RefHeading___Toc7587_3133665205"/>
+      <w:bookmarkStart w:id="20" w:name="__RefHeading___Toc45831_1894618434"/>
       <w:bookmarkEnd w:id="20"/>
       <w:r>
         <w:rPr>
@@ -13557,7 +13671,7 @@
                 <w:szCs w:val="24"/>
                 <w:lang w:val="en-US" w:eastAsia="ja-JP" w:bidi="ar-SA"/>
               </w:rPr>
-              <w:t>Theme, logo, sign-in picture, document and e-mail branding, signatories and their e-signatures, brand pack, permission for any client marks</w:t>
+              <w:t>Theme, logo, sign-in picture, document and e-mail branding, signatories and their e-signatures, brand pack, contract reference covering the client's marks for a client brand pack</w:t>
             </w:r>
           </w:p>
         </w:tc>
@@ -13593,7 +13707,7 @@
         <w:pStyle w:val="Heading2"/>
         <w:rPr/>
       </w:pPr>
-      <w:bookmarkStart w:id="21" w:name="__RefHeading___Toc7589_3133665205"/>
+      <w:bookmarkStart w:id="21" w:name="__RefHeading___Toc45833_1894618434"/>
       <w:bookmarkEnd w:id="21"/>
       <w:r>
         <w:rPr>
@@ -13625,7 +13739,7 @@
         <w:pStyle w:val="Heading2"/>
         <w:rPr/>
       </w:pPr>
-      <w:bookmarkStart w:id="22" w:name="__RefHeading___Toc7591_3133665205"/>
+      <w:bookmarkStart w:id="22" w:name="__RefHeading___Toc45835_1894618434"/>
       <w:bookmarkEnd w:id="22"/>
       <w:r>
         <w:rPr>
@@ -14630,7 +14744,7 @@
         <w:pStyle w:val="Heading2"/>
         <w:rPr/>
       </w:pPr>
-      <w:bookmarkStart w:id="23" w:name="__RefHeading___Toc7593_3133665205"/>
+      <w:bookmarkStart w:id="23" w:name="__RefHeading___Toc45837_1894618434"/>
       <w:bookmarkEnd w:id="23"/>
       <w:r>
         <w:rPr>
@@ -15384,7 +15498,7 @@
         <w:pStyle w:val="Heading2"/>
         <w:rPr/>
       </w:pPr>
-      <w:bookmarkStart w:id="24" w:name="__RefHeading___Toc7595_3133665205"/>
+      <w:bookmarkStart w:id="24" w:name="__RefHeading___Toc45839_1894618434"/>
       <w:bookmarkEnd w:id="24"/>
       <w:r>
         <w:rPr>
@@ -15561,7 +15675,7 @@
         <w:pStyle w:val="Heading2"/>
         <w:rPr/>
       </w:pPr>
-      <w:bookmarkStart w:id="25" w:name="__RefHeading___Toc7597_3133665205"/>
+      <w:bookmarkStart w:id="25" w:name="__RefHeading___Toc45841_1894618434"/>
       <w:bookmarkEnd w:id="25"/>
       <w:r>
         <w:rPr>
@@ -15585,7 +15699,7 @@
           <w:color w:val="101820"/>
           <w:sz w:val="21"/>
         </w:rPr>
-        <w:t>The System Administrator brands UAT on Theme and Branding (theme, sign-in page, documents and reports, e-mail, name and images), captures the signatories' e-signatures with their consent and maps signatures to documents. The brand pack is exported and imported in Production with the configuration kit. A client brand pack that carries a third party's marks (for example the Toyota Insurance Services pack) is applied only in that client's environments and only with its written permission on file.</w:t>
+        <w:t>The System Administrator brands UAT on Theme and Branding (theme, sign-in page, documents and reports, e-mail, name and images), captures the signatories' e-signatures with their consent and maps signatures to documents. The brand pack is exported and imported in Production with the configuration kit. A client brand pack (for example the Toyota Insurance Services pack) carries the marks of a client of iorta TechNXT and is applied only in that client's environments, under the client's contract with iorta TechNXT, which covers the use of its marks there.</w:t>
       </w:r>
     </w:p>
     <w:p>
@@ -15593,7 +15707,7 @@
         <w:pStyle w:val="Heading2"/>
         <w:rPr/>
       </w:pPr>
-      <w:bookmarkStart w:id="26" w:name="__RefHeading___Toc7599_3133665205"/>
+      <w:bookmarkStart w:id="26" w:name="__RefHeading___Toc45843_1894618434"/>
       <w:bookmarkEnd w:id="26"/>
       <w:r>
         <w:rPr>
@@ -15698,7 +15812,7 @@
         <w:pStyle w:val="Heading2"/>
         <w:rPr/>
       </w:pPr>
-      <w:bookmarkStart w:id="27" w:name="__RefHeading___Toc7601_3133665205"/>
+      <w:bookmarkStart w:id="27" w:name="__RefHeading___Toc45845_1894618434"/>
       <w:bookmarkEnd w:id="27"/>
       <w:r>
         <w:rPr>
@@ -17282,7 +17396,7 @@
         <w:pStyle w:val="Heading2"/>
         <w:rPr/>
       </w:pPr>
-      <w:bookmarkStart w:id="28" w:name="__RefHeading___Toc7603_3133665205"/>
+      <w:bookmarkStart w:id="28" w:name="__RefHeading___Toc45847_1894618434"/>
       <w:bookmarkEnd w:id="28"/>
       <w:r>
         <w:rPr>
@@ -17314,7 +17428,7 @@
         <w:pStyle w:val="Heading2"/>
         <w:rPr/>
       </w:pPr>
-      <w:bookmarkStart w:id="29" w:name="__RefHeading___Toc7605_3133665205"/>
+      <w:bookmarkStart w:id="29" w:name="__RefHeading___Toc45849_1894618434"/>
       <w:bookmarkEnd w:id="29"/>
       <w:r>
         <w:rPr>
@@ -17378,7 +17492,7 @@
         <w:pStyle w:val="Heading2"/>
         <w:rPr/>
       </w:pPr>
-      <w:bookmarkStart w:id="30" w:name="__RefHeading___Toc7607_3133665205"/>
+      <w:bookmarkStart w:id="30" w:name="__RefHeading___Toc45851_1894618434"/>
       <w:bookmarkEnd w:id="30"/>
       <w:r>
         <w:rPr>
@@ -17426,7 +17540,7 @@
         <w:pStyle w:val="Heading2"/>
         <w:rPr/>
       </w:pPr>
-      <w:bookmarkStart w:id="31" w:name="__RefHeading___Toc7609_3133665205"/>
+      <w:bookmarkStart w:id="31" w:name="__RefHeading___Toc45853_1894618434"/>
       <w:bookmarkEnd w:id="31"/>
       <w:r>
         <w:rPr>
@@ -17567,7 +17681,7 @@
         <w:pStyle w:val="Heading2"/>
         <w:rPr/>
       </w:pPr>
-      <w:bookmarkStart w:id="32" w:name="__RefHeading___Toc7611_3133665205"/>
+      <w:bookmarkStart w:id="32" w:name="__RefHeading___Toc45855_1894618434"/>
       <w:bookmarkEnd w:id="32"/>
       <w:r>
         <w:rPr>
@@ -17602,7 +17716,7 @@
         <w:pStyle w:val="Heading1"/>
         <w:rPr/>
       </w:pPr>
-      <w:bookmarkStart w:id="33" w:name="__RefHeading___Toc7613_3133665205"/>
+      <w:bookmarkStart w:id="33" w:name="__RefHeading___Toc45857_1894618434"/>
       <w:bookmarkEnd w:id="33"/>
       <w:r>
         <w:rPr>
@@ -17619,7 +17733,7 @@
         <w:pStyle w:val="Heading2"/>
         <w:rPr/>
       </w:pPr>
-      <w:bookmarkStart w:id="34" w:name="__RefHeading___Toc7615_3133665205"/>
+      <w:bookmarkStart w:id="34" w:name="__RefHeading___Toc45859_1894618434"/>
       <w:bookmarkEnd w:id="34"/>
       <w:r>
         <w:rPr>
@@ -22253,7 +22367,7 @@
         <w:pStyle w:val="Heading2"/>
         <w:rPr/>
       </w:pPr>
-      <w:bookmarkStart w:id="35" w:name="__RefHeading___Toc7617_3133665205"/>
+      <w:bookmarkStart w:id="35" w:name="__RefHeading___Toc45861_1894618434"/>
       <w:bookmarkEnd w:id="35"/>
       <w:r>
         <w:rPr>
@@ -23396,7 +23510,7 @@
         <w:pStyle w:val="Heading2"/>
         <w:rPr/>
       </w:pPr>
-      <w:bookmarkStart w:id="36" w:name="__RefHeading___Toc7619_3133665205"/>
+      <w:bookmarkStart w:id="36" w:name="__RefHeading___Toc45863_1894618434"/>
       <w:bookmarkEnd w:id="36"/>
       <w:r>
         <w:rPr>
@@ -24993,7 +25107,7 @@
         <w:pStyle w:val="Heading2"/>
         <w:rPr/>
       </w:pPr>
-      <w:bookmarkStart w:id="37" w:name="__RefHeading___Toc7621_3133665205"/>
+      <w:bookmarkStart w:id="37" w:name="__RefHeading___Toc45865_1894618434"/>
       <w:bookmarkEnd w:id="37"/>
       <w:r>
         <w:rPr>
@@ -27283,7 +27397,7 @@
         <w:pStyle w:val="Heading2"/>
         <w:rPr/>
       </w:pPr>
-      <w:bookmarkStart w:id="38" w:name="__RefHeading___Toc7623_3133665205"/>
+      <w:bookmarkStart w:id="38" w:name="__RefHeading___Toc45867_1894618434"/>
       <w:bookmarkEnd w:id="38"/>
       <w:r>
         <w:rPr>
@@ -29125,7 +29239,7 @@
         <w:pStyle w:val="Heading2"/>
         <w:rPr/>
       </w:pPr>
-      <w:bookmarkStart w:id="39" w:name="__RefHeading___Toc7625_3133665205"/>
+      <w:bookmarkStart w:id="39" w:name="__RefHeading___Toc45869_1894618434"/>
       <w:bookmarkEnd w:id="39"/>
       <w:r>
         <w:rPr>
@@ -30198,7 +30312,7 @@
                 <w:szCs w:val="24"/>
                 <w:lang w:val="en-US" w:eastAsia="ja-JP" w:bidi="ar-SA"/>
               </w:rPr>
-              <w:t>ATP or CAS; EIS enrolment; AMLC registration; IC licence data; NPC registration; tax adviser confirmation; screening lists; permission for client marks</w:t>
+              <w:t>ATP or CAS; EIS enrolment; AMLC registration; IC licence data; NPC registration; tax adviser confirmation; screening lists; contract reference for client marks</w:t>
             </w:r>
           </w:p>
         </w:tc>
@@ -30762,7 +30876,7 @@
                 <w:szCs w:val="24"/>
                 <w:lang w:val="en-US" w:eastAsia="ja-JP" w:bidi="ar-SA"/>
               </w:rPr>
-              <w:t>Branding, e-signatures and brand pack; client brand pack with permission</w:t>
+              <w:t>Branding, e-signatures and brand pack; client brand pack under the client's contract with iorta TechNXT</w:t>
             </w:r>
           </w:p>
         </w:tc>
@@ -32040,7 +32154,7 @@
         <w:pStyle w:val="Heading1"/>
         <w:rPr/>
       </w:pPr>
-      <w:bookmarkStart w:id="40" w:name="__RefHeading___Toc7627_3133665205"/>
+      <w:bookmarkStart w:id="40" w:name="__RefHeading___Toc45871_1894618434"/>
       <w:bookmarkEnd w:id="40"/>
       <w:r>
         <w:rPr>
@@ -32057,7 +32171,7 @@
         <w:pStyle w:val="Heading2"/>
         <w:rPr/>
       </w:pPr>
-      <w:bookmarkStart w:id="41" w:name="__RefHeading___Toc7629_3133665205"/>
+      <w:bookmarkStart w:id="41" w:name="__RefHeading___Toc45873_1894618434"/>
       <w:bookmarkEnd w:id="41"/>
       <w:r>
         <w:rPr>
@@ -32320,7 +32434,7 @@
                 <w:szCs w:val="24"/>
                 <w:lang w:val="en-US" w:eastAsia="ja-JP" w:bidi="ar-SA"/>
               </w:rPr>
-              <w:t>Chairs the steering committee; approves scope, change requests, go/no-go; permission for any client marks</w:t>
+              <w:t>Chairs the steering committee; approves scope, change requests, go/no-go; confirms the contract reference covering the client's marks for a client brand pack</w:t>
             </w:r>
           </w:p>
         </w:tc>
@@ -33937,7 +34051,7 @@
         <w:pStyle w:val="Heading2"/>
         <w:rPr/>
       </w:pPr>
-      <w:bookmarkStart w:id="42" w:name="__RefHeading___Toc7631_3133665205"/>
+      <w:bookmarkStart w:id="42" w:name="__RefHeading___Toc45875_1894618434"/>
       <w:bookmarkEnd w:id="42"/>
       <w:r>
         <w:rPr>
@@ -38203,7 +38317,7 @@
       <w:r>
         <w:br w:type="page"/>
       </w:r>
-      <w:bookmarkStart w:id="43" w:name="__RefHeading___Toc7633_3133665205"/>
+      <w:bookmarkStart w:id="43" w:name="__RefHeading___Toc45877_1894618434"/>
       <w:bookmarkEnd w:id="43"/>
       <w:r>
         <w:rPr>
@@ -38220,7 +38334,7 @@
         <w:pStyle w:val="Heading2"/>
         <w:rPr/>
       </w:pPr>
-      <w:bookmarkStart w:id="44" w:name="__RefHeading___Toc7635_3133665205"/>
+      <w:bookmarkStart w:id="44" w:name="__RefHeading___Toc45879_1894618434"/>
       <w:bookmarkEnd w:id="44"/>
       <w:r>
         <w:rPr>
@@ -38658,7 +38772,7 @@
         <w:pStyle w:val="Heading2"/>
         <w:rPr/>
       </w:pPr>
-      <w:bookmarkStart w:id="45" w:name="__RefHeading___Toc7637_3133665205"/>
+      <w:bookmarkStart w:id="45" w:name="__RefHeading___Toc45881_1894618434"/>
       <w:bookmarkEnd w:id="45"/>
       <w:r>
         <w:rPr>
@@ -38690,7 +38804,7 @@
         <w:pStyle w:val="Heading2"/>
         <w:rPr/>
       </w:pPr>
-      <w:bookmarkStart w:id="46" w:name="__RefHeading___Toc7639_3133665205"/>
+      <w:bookmarkStart w:id="46" w:name="__RefHeading___Toc45883_1894618434"/>
       <w:bookmarkEnd w:id="46"/>
       <w:r>
         <w:rPr>
@@ -39315,7 +39429,7 @@
         <w:pStyle w:val="Heading1"/>
         <w:rPr/>
       </w:pPr>
-      <w:bookmarkStart w:id="47" w:name="__RefHeading___Toc7641_3133665205"/>
+      <w:bookmarkStart w:id="47" w:name="__RefHeading___Toc45885_1894618434"/>
       <w:bookmarkEnd w:id="47"/>
       <w:r>
         <w:rPr>
@@ -40170,7 +40284,7 @@
                 <w:szCs w:val="24"/>
                 <w:lang w:val="en-US" w:eastAsia="ja-JP" w:bidi="ar-SA"/>
               </w:rPr>
-              <w:t>Sample documents and e-mails approved by the sponsor; permission on file for any client marks</w:t>
+              <w:t>Sample documents and e-mails approved by the sponsor; contract reference on the engagement file for a client brand pack</w:t>
             </w:r>
           </w:p>
         </w:tc>
@@ -41121,7 +41235,7 @@
         <w:pStyle w:val="Heading1"/>
         <w:rPr/>
       </w:pPr>
-      <w:bookmarkStart w:id="48" w:name="__RefHeading___Toc7643_3133665205"/>
+      <w:bookmarkStart w:id="48" w:name="__RefHeading___Toc45887_1894618434"/>
       <w:bookmarkEnd w:id="48"/>
       <w:r>
         <w:rPr>
@@ -41350,7 +41464,7 @@
         <w:pStyle w:val="Heading1"/>
         <w:rPr/>
       </w:pPr>
-      <w:bookmarkStart w:id="49" w:name="__RefHeading___Toc7645_3133665205"/>
+      <w:bookmarkStart w:id="49" w:name="__RefHeading___Toc45889_1894618434"/>
       <w:bookmarkEnd w:id="49"/>
       <w:r>
         <w:rPr>
@@ -41613,7 +41727,7 @@
         <w:pStyle w:val="Heading1"/>
         <w:rPr/>
       </w:pPr>
-      <w:bookmarkStart w:id="50" w:name="__RefHeading___Toc7647_3133665205"/>
+      <w:bookmarkStart w:id="50" w:name="__RefHeading___Toc45891_1894618434"/>
       <w:bookmarkEnd w:id="50"/>
       <w:r>
         <w:rPr>
@@ -42839,7 +42953,7 @@
         <w:pStyle w:val="Heading1"/>
         <w:rPr/>
       </w:pPr>
-      <w:bookmarkStart w:id="51" w:name="__RefHeading___Toc7649_3133665205"/>
+      <w:bookmarkStart w:id="51" w:name="__RefHeading___Toc45893_1894618434"/>
       <w:bookmarkEnd w:id="51"/>
       <w:r>
         <w:rPr>
@@ -43841,7 +43955,7 @@
                 <w:szCs w:val="24"/>
                 <w:lang w:val="en-US" w:eastAsia="ja-JP" w:bidi="ar-SA"/>
               </w:rPr>
-              <w:t>Client marks used without permission</w:t>
+              <w:t>Client marks used outside the client's engagement</w:t>
             </w:r>
           </w:p>
         </w:tc>
@@ -43915,7 +44029,7 @@
                 <w:szCs w:val="24"/>
                 <w:lang w:val="en-US" w:eastAsia="ja-JP" w:bidi="ar-SA"/>
               </w:rPr>
-              <w:t>Client brand pack applied only with written permission on file</w:t>
+              <w:t>Client brand pack applied only in that client's environments under its contract with iorta TechNXT</w:t>
             </w:r>
           </w:p>
         </w:tc>
@@ -44385,7 +44499,7 @@
       <w:r>
         <w:br w:type="page"/>
       </w:r>
-      <w:bookmarkStart w:id="52" w:name="__RefHeading___Toc7651_3133665205"/>
+      <w:bookmarkStart w:id="52" w:name="__RefHeading___Toc45895_1894618434"/>
       <w:bookmarkEnd w:id="52"/>
       <w:r>
         <w:rPr>
@@ -44563,7 +44677,7 @@
           <w:spacing w:val="0"/>
         </w:rPr>
       </w:pPr>
-      <w:bookmarkStart w:id="53" w:name="__RefHeading___Toc7653_3133665205"/>
+      <w:bookmarkStart w:id="53" w:name="__RefHeading___Toc45897_1894618434"/>
       <w:bookmarkStart w:id="54" w:name="_Toc233203395"/>
       <w:bookmarkEnd w:id="53"/>
       <w:r>
@@ -46321,7 +46435,7 @@
       <w:r>
         <w:rPr/>
         <w:drawing>
-          <wp:anchor behindDoc="1" distT="0" distB="0" distL="0" distR="0" simplePos="0" locked="0" layoutInCell="0" allowOverlap="1" relativeHeight="42">
+          <wp:anchor behindDoc="1" distT="0" distB="0" distL="0" distR="0" simplePos="0" locked="0" layoutInCell="0" allowOverlap="1" relativeHeight="43">
             <wp:simplePos x="0" y="0"/>
             <wp:positionH relativeFrom="margin">
               <wp:align>center</wp:align>
@@ -46392,7 +46506,7 @@
     <w:r>
       <w:rPr/>
       <w:drawing>
-        <wp:anchor behindDoc="1" distT="0" distB="0" distL="0" distR="0" simplePos="0" locked="0" layoutInCell="0" allowOverlap="1" relativeHeight="40">
+        <wp:anchor behindDoc="1" distT="0" distB="0" distL="0" distR="0" simplePos="0" locked="0" layoutInCell="0" allowOverlap="1" relativeHeight="41">
           <wp:simplePos x="0" y="0"/>
           <wp:positionH relativeFrom="page">
             <wp:align>left</wp:align>
@@ -46451,7 +46565,7 @@
     <w:r>
       <w:rPr/>
       <w:drawing>
-        <wp:anchor behindDoc="1" distT="0" distB="0" distL="0" distR="0" simplePos="0" locked="0" layoutInCell="0" allowOverlap="1" relativeHeight="40">
+        <wp:anchor behindDoc="1" distT="0" distB="0" distL="0" distR="0" simplePos="0" locked="0" layoutInCell="0" allowOverlap="1" relativeHeight="41">
           <wp:simplePos x="0" y="0"/>
           <wp:positionH relativeFrom="page">
             <wp:align>left</wp:align>
